--- a/คุมประพฤติรวม Refer.docx
+++ b/คุมประพฤติรวม Refer.docx
@@ -783,7 +783,7 @@
         <w:spacing w:before="120" w:after="120" w:line="240" w:lineRule="auto"/>
         <w:jc w:val="thaiDistribute"/>
         <w:rPr>
-          <w:rFonts w:ascii="TH SarabunPSK" w:eastAsia="Times New Roman" w:hAnsi="TH SarabunPSK" w:cs="TH SarabunPSK"/>
+          <w:rFonts w:ascii="TH SarabunIT๙" w:eastAsia="Times New Roman" w:hAnsi="TH SarabunIT๙" w:cs="TH SarabunIT๙"/>
           <w:sz w:val="32"/>
           <w:szCs w:val="32"/>
           <w:lang w:val="en-US"/>
@@ -813,37 +813,17 @@
       </w:r>
       <w:r>
         <w:rPr>
-          <w:rFonts w:ascii="TH SarabunPSK" w:eastAsia="Times New Roman" w:hAnsi="TH SarabunPSK" w:cs="TH SarabunPSK"/>
-          <w:sz w:val="32"/>
-          <w:szCs w:val="32"/>
-          <w:cs/>
-          <w:lang w:val="en-US"/>
-        </w:rPr>
-        <w:t xml:space="preserve">โรงพยาบาลพระนั่งเกล้า กลุ่มงานจิตเวชและยาเสพติด ขอเรียนว่าได้ทำใบส่งตัว              </w:t>
-      </w:r>
-      <w:r>
-        <w:rPr>
-          <w:rFonts w:ascii="TH SarabunPSK" w:eastAsia="Times New Roman" w:hAnsi="TH SarabunPSK" w:cs="TH SarabunPSK" w:hint="cs"/>
-          <w:sz w:val="32"/>
-          <w:szCs w:val="32"/>
-          <w:cs/>
-          <w:lang w:val="en-US"/>
-        </w:rPr>
-        <w:t xml:space="preserve"> </w:t>
-      </w:r>
-      <w:r>
-        <w:rPr>
-          <w:rFonts w:ascii="TH SarabunPSK" w:eastAsia="Times New Roman" w:hAnsi="TH SarabunPSK" w:cs="TH SarabunPSK"/>
-          <w:sz w:val="32"/>
-          <w:szCs w:val="32"/>
-          <w:cs/>
-          <w:lang w:val="en-US"/>
-        </w:rPr>
-        <w:t xml:space="preserve">ชื่อ </w:t>
-      </w:r>
-      <w:r>
-        <w:rPr>
-          <w:rFonts w:ascii="TH SarabunPSK" w:eastAsia="Times New Roman" w:hAnsi="TH SarabunPSK" w:cs="TH SarabunPSK"/>
+          <w:rFonts w:ascii="TH SarabunIT๙" w:eastAsia="Times New Roman" w:hAnsi="TH SarabunIT๙" w:cs="TH SarabunIT๙"/>
+          <w:sz w:val="32"/>
+          <w:szCs w:val="32"/>
+          <w:cs/>
+          <w:lang w:val="en-US"/>
+        </w:rPr>
+        <w:t xml:space="preserve">โรงพยาบาลพระนั่งเกล้า กลุ่มงานจิตเวชและยาเสพติด ขอเรียนว่าได้ทำใบส่งตัว               ชื่อ </w:t>
+      </w:r>
+      <w:r>
+        <w:rPr>
+          <w:rFonts w:ascii="TH SarabunIT๙" w:eastAsia="Times New Roman" w:hAnsi="TH SarabunIT๙" w:cs="TH SarabunIT๙"/>
           <w:sz w:val="32"/>
           <w:szCs w:val="32"/>
           <w:lang w:val="en-US"/>
@@ -852,7 +832,7 @@
       </w:r>
       <w:r>
         <w:rPr>
-          <w:rFonts w:ascii="TH SarabunPSK" w:eastAsia="Times New Roman" w:hAnsi="TH SarabunPSK" w:cs="TH SarabunPSK" w:hint="cs"/>
+          <w:rFonts w:ascii="TH SarabunIT๙" w:eastAsia="Times New Roman" w:hAnsi="TH SarabunIT๙" w:cs="TH SarabunIT๙"/>
           <w:sz w:val="32"/>
           <w:szCs w:val="32"/>
           <w:cs/>
@@ -862,7 +842,7 @@
       </w:r>
       <w:r>
         <w:rPr>
-          <w:rFonts w:ascii="TH SarabunPSK" w:eastAsia="Times New Roman" w:hAnsi="TH SarabunPSK" w:cs="TH SarabunPSK"/>
+          <w:rFonts w:ascii="TH SarabunIT๙" w:eastAsia="Times New Roman" w:hAnsi="TH SarabunIT๙" w:cs="TH SarabunIT๙"/>
           <w:sz w:val="32"/>
           <w:szCs w:val="32"/>
           <w:lang w:val="en-US"/>
@@ -871,7 +851,7 @@
       </w:r>
       <w:r>
         <w:rPr>
-          <w:rFonts w:ascii="TH SarabunPSK" w:eastAsia="Times New Roman" w:hAnsi="TH SarabunPSK" w:cs="TH SarabunPSK"/>
+          <w:rFonts w:ascii="TH SarabunIT๙" w:eastAsia="Times New Roman" w:hAnsi="TH SarabunIT๙" w:cs="TH SarabunIT๙"/>
           <w:sz w:val="32"/>
           <w:szCs w:val="32"/>
           <w:cs/>
@@ -881,7 +861,7 @@
       </w:r>
       <w:r>
         <w:rPr>
-          <w:rFonts w:ascii="TH SarabunPSK" w:eastAsia="Times New Roman" w:hAnsi="TH SarabunPSK" w:cs="TH SarabunPSK"/>
+          <w:rFonts w:ascii="TH SarabunIT๙" w:eastAsia="Times New Roman" w:hAnsi="TH SarabunIT๙" w:cs="TH SarabunIT๙"/>
           <w:sz w:val="32"/>
           <w:szCs w:val="32"/>
           <w:lang w:val="en-US"/>
@@ -890,7 +870,7 @@
       </w:r>
       <w:r>
         <w:rPr>
-          <w:rFonts w:ascii="TH SarabunPSK" w:eastAsia="Times New Roman" w:hAnsi="TH SarabunPSK" w:cs="TH SarabunPSK" w:hint="cs"/>
+          <w:rFonts w:ascii="TH SarabunIT๙" w:eastAsia="Times New Roman" w:hAnsi="TH SarabunIT๙" w:cs="TH SarabunIT๙"/>
           <w:sz w:val="32"/>
           <w:szCs w:val="32"/>
           <w:cs/>
@@ -900,25 +880,16 @@
       </w:r>
       <w:r>
         <w:rPr>
-          <w:rFonts w:ascii="TH SarabunPSK" w:eastAsia="Times New Roman" w:hAnsi="TH SarabunPSK" w:cs="TH SarabunPSK"/>
-          <w:sz w:val="32"/>
-          <w:szCs w:val="32"/>
-          <w:lang w:val="en-US"/>
-        </w:rPr>
-        <w:t>}}</w:t>
-      </w:r>
-      <w:r>
-        <w:rPr>
-          <w:rFonts w:ascii="TH SarabunPSK" w:eastAsia="Times New Roman" w:hAnsi="TH SarabunPSK" w:cs="TH SarabunPSK"/>
-          <w:sz w:val="32"/>
-          <w:szCs w:val="32"/>
-          <w:lang w:val="en-US"/>
-        </w:rPr>
-        <w:t xml:space="preserve"> </w:t>
-      </w:r>
-      <w:r>
-        <w:rPr>
-          <w:rFonts w:ascii="TH SarabunPSK" w:eastAsia="Times New Roman" w:hAnsi="TH SarabunPSK" w:cs="TH SarabunPSK"/>
+          <w:rFonts w:ascii="TH SarabunIT๙" w:eastAsia="Times New Roman" w:hAnsi="TH SarabunIT๙" w:cs="TH SarabunIT๙"/>
+          <w:sz w:val="32"/>
+          <w:szCs w:val="32"/>
+          <w:lang w:val="en-US"/>
+        </w:rPr>
+        <w:t xml:space="preserve">}} </w:t>
+      </w:r>
+      <w:r>
+        <w:rPr>
+          <w:rFonts w:ascii="TH SarabunIT๙" w:eastAsia="Times New Roman" w:hAnsi="TH SarabunIT๙" w:cs="TH SarabunIT๙"/>
           <w:sz w:val="32"/>
           <w:szCs w:val="32"/>
           <w:cs/>
@@ -928,7 +899,7 @@
       </w:r>
       <w:r>
         <w:rPr>
-          <w:rFonts w:ascii="TH SarabunPSK" w:eastAsia="Times New Roman" w:hAnsi="TH SarabunPSK" w:cs="TH SarabunPSK"/>
+          <w:rFonts w:ascii="TH SarabunIT๙" w:eastAsia="Times New Roman" w:hAnsi="TH SarabunIT๙" w:cs="TH SarabunIT๙"/>
           <w:sz w:val="32"/>
           <w:szCs w:val="32"/>
           <w:lang w:val="en-US"/>
@@ -937,7 +908,7 @@
       </w:r>
       <w:r>
         <w:rPr>
-          <w:rFonts w:ascii="TH SarabunPSK" w:eastAsia="Times New Roman" w:hAnsi="TH SarabunPSK" w:cs="TH SarabunPSK" w:hint="cs"/>
+          <w:rFonts w:ascii="TH SarabunIT๙" w:eastAsia="Times New Roman" w:hAnsi="TH SarabunIT๙" w:cs="TH SarabunIT๙"/>
           <w:sz w:val="32"/>
           <w:szCs w:val="32"/>
           <w:cs/>
@@ -947,7 +918,7 @@
       </w:r>
       <w:r>
         <w:rPr>
-          <w:rFonts w:ascii="TH SarabunPSK" w:eastAsia="Times New Roman" w:hAnsi="TH SarabunPSK" w:cs="TH SarabunPSK"/>
+          <w:rFonts w:ascii="TH SarabunIT๙" w:eastAsia="Times New Roman" w:hAnsi="TH SarabunIT๙" w:cs="TH SarabunIT๙"/>
           <w:sz w:val="32"/>
           <w:szCs w:val="32"/>
           <w:lang w:val="en-US"/>
@@ -2476,14 +2447,12 @@
         <w:tabs>
           <w:tab w:val="left" w:pos="0"/>
           <w:tab w:val="left" w:pos="1276"/>
-          <w:tab w:val="left" w:pos="1418"/>
           <w:tab w:val="right" w:pos="9071"/>
         </w:tabs>
-        <w:spacing w:before="120" w:after="120" w:line="240" w:lineRule="auto"/>
+        <w:spacing w:before="120" w:after="0" w:line="240" w:lineRule="auto"/>
         <w:jc w:val="thaiDistribute"/>
         <w:rPr>
-          <w:rFonts w:ascii="TH SarabunPSK" w:eastAsia="Times New Roman" w:hAnsi="TH SarabunPSK" w:cs="TH SarabunPSK"/>
-          <w:spacing w:val="-10"/>
+          <w:rFonts w:ascii="TH SarabunIT๙" w:eastAsia="Times New Roman" w:hAnsi="TH SarabunIT๙" w:cs="TH SarabunIT๙"/>
           <w:sz w:val="32"/>
           <w:szCs w:val="32"/>
           <w:lang w:val="en-US"/>
@@ -2502,48 +2471,17 @@
       </w:r>
       <w:r>
         <w:rPr>
-          <w:rFonts w:ascii="TH SarabunPSK" w:eastAsia="Times New Roman" w:hAnsi="TH SarabunPSK" w:cs="TH SarabunPSK" w:hint="cs"/>
-          <w:spacing w:val="-6"/>
-          <w:sz w:val="32"/>
-          <w:szCs w:val="32"/>
-          <w:cs/>
-          <w:lang w:val="en-US"/>
-        </w:rPr>
-        <w:t xml:space="preserve">  </w:t>
-      </w:r>
-      <w:r>
-        <w:rPr>
-          <w:rFonts w:ascii="TH SarabunPSK" w:eastAsia="Times New Roman" w:hAnsi="TH SarabunPSK" w:cs="TH SarabunPSK"/>
-          <w:sz w:val="32"/>
-          <w:szCs w:val="32"/>
-          <w:cs/>
-          <w:lang w:val="en-US"/>
-        </w:rPr>
-        <w:t xml:space="preserve">โรงพยาบาลพระนั่งเกล้า กลุ่มงานจิตเวชและยาเสพติด ขอเรียนว่าได้ทำใบส่งตัว              </w:t>
-      </w:r>
-      <w:r>
-        <w:rPr>
-          <w:rFonts w:ascii="TH SarabunPSK" w:eastAsia="Times New Roman" w:hAnsi="TH SarabunPSK" w:cs="TH SarabunPSK" w:hint="cs"/>
-          <w:sz w:val="32"/>
-          <w:szCs w:val="32"/>
-          <w:cs/>
-          <w:lang w:val="en-US"/>
-        </w:rPr>
-        <w:t xml:space="preserve"> </w:t>
-      </w:r>
-      <w:r>
-        <w:rPr>
-          <w:rFonts w:ascii="TH SarabunPSK" w:eastAsia="Times New Roman" w:hAnsi="TH SarabunPSK" w:cs="TH SarabunPSK"/>
-          <w:sz w:val="32"/>
-          <w:szCs w:val="32"/>
-          <w:cs/>
-          <w:lang w:val="en-US"/>
-        </w:rPr>
-        <w:t xml:space="preserve">ชื่อ </w:t>
-      </w:r>
-      <w:r>
-        <w:rPr>
-          <w:rFonts w:ascii="TH SarabunPSK" w:eastAsia="Times New Roman" w:hAnsi="TH SarabunPSK" w:cs="TH SarabunPSK"/>
+          <w:rFonts w:ascii="TH SarabunIT๙" w:eastAsia="Times New Roman" w:hAnsi="TH SarabunIT๙" w:cs="TH SarabunIT๙"/>
+          <w:sz w:val="32"/>
+          <w:szCs w:val="32"/>
+          <w:cs/>
+          <w:lang w:val="en-US"/>
+        </w:rPr>
+        <w:t xml:space="preserve">โรงพยาบาลพระนั่งเกล้า กลุ่มงานจิตเวชและยาเสพติด ขอเรียนว่าได้ทำใบส่งตัว               ชื่อ </w:t>
+      </w:r>
+      <w:r>
+        <w:rPr>
+          <w:rFonts w:ascii="TH SarabunIT๙" w:eastAsia="Times New Roman" w:hAnsi="TH SarabunIT๙" w:cs="TH SarabunIT๙"/>
           <w:sz w:val="32"/>
           <w:szCs w:val="32"/>
           <w:lang w:val="en-US"/>
@@ -2552,7 +2490,7 @@
       </w:r>
       <w:r>
         <w:rPr>
-          <w:rFonts w:ascii="TH SarabunPSK" w:eastAsia="Times New Roman" w:hAnsi="TH SarabunPSK" w:cs="TH SarabunPSK" w:hint="cs"/>
+          <w:rFonts w:ascii="TH SarabunIT๙" w:eastAsia="Times New Roman" w:hAnsi="TH SarabunIT๙" w:cs="TH SarabunIT๙"/>
           <w:sz w:val="32"/>
           <w:szCs w:val="32"/>
           <w:cs/>
@@ -2562,7 +2500,7 @@
       </w:r>
       <w:r>
         <w:rPr>
-          <w:rFonts w:ascii="TH SarabunPSK" w:eastAsia="Times New Roman" w:hAnsi="TH SarabunPSK" w:cs="TH SarabunPSK"/>
+          <w:rFonts w:ascii="TH SarabunIT๙" w:eastAsia="Times New Roman" w:hAnsi="TH SarabunIT๙" w:cs="TH SarabunIT๙"/>
           <w:sz w:val="32"/>
           <w:szCs w:val="32"/>
           <w:lang w:val="en-US"/>
@@ -2571,7 +2509,7 @@
       </w:r>
       <w:r>
         <w:rPr>
-          <w:rFonts w:ascii="TH SarabunPSK" w:eastAsia="Times New Roman" w:hAnsi="TH SarabunPSK" w:cs="TH SarabunPSK"/>
+          <w:rFonts w:ascii="TH SarabunIT๙" w:eastAsia="Times New Roman" w:hAnsi="TH SarabunIT๙" w:cs="TH SarabunIT๙"/>
           <w:sz w:val="32"/>
           <w:szCs w:val="32"/>
           <w:cs/>
@@ -2581,7 +2519,7 @@
       </w:r>
       <w:r>
         <w:rPr>
-          <w:rFonts w:ascii="TH SarabunPSK" w:eastAsia="Times New Roman" w:hAnsi="TH SarabunPSK" w:cs="TH SarabunPSK"/>
+          <w:rFonts w:ascii="TH SarabunIT๙" w:eastAsia="Times New Roman" w:hAnsi="TH SarabunIT๙" w:cs="TH SarabunIT๙"/>
           <w:sz w:val="32"/>
           <w:szCs w:val="32"/>
           <w:lang w:val="en-US"/>
@@ -2590,7 +2528,7 @@
       </w:r>
       <w:r>
         <w:rPr>
-          <w:rFonts w:ascii="TH SarabunPSK" w:eastAsia="Times New Roman" w:hAnsi="TH SarabunPSK" w:cs="TH SarabunPSK" w:hint="cs"/>
+          <w:rFonts w:ascii="TH SarabunIT๙" w:eastAsia="Times New Roman" w:hAnsi="TH SarabunIT๙" w:cs="TH SarabunIT๙"/>
           <w:sz w:val="32"/>
           <w:szCs w:val="32"/>
           <w:cs/>
@@ -2600,7 +2538,7 @@
       </w:r>
       <w:r>
         <w:rPr>
-          <w:rFonts w:ascii="TH SarabunPSK" w:eastAsia="Times New Roman" w:hAnsi="TH SarabunPSK" w:cs="TH SarabunPSK"/>
+          <w:rFonts w:ascii="TH SarabunIT๙" w:eastAsia="Times New Roman" w:hAnsi="TH SarabunIT๙" w:cs="TH SarabunIT๙"/>
           <w:sz w:val="32"/>
           <w:szCs w:val="32"/>
           <w:lang w:val="en-US"/>
@@ -2609,7 +2547,7 @@
       </w:r>
       <w:r>
         <w:rPr>
-          <w:rFonts w:ascii="TH SarabunPSK" w:eastAsia="Times New Roman" w:hAnsi="TH SarabunPSK" w:cs="TH SarabunPSK"/>
+          <w:rFonts w:ascii="TH SarabunIT๙" w:eastAsia="Times New Roman" w:hAnsi="TH SarabunIT๙" w:cs="TH SarabunIT๙"/>
           <w:sz w:val="32"/>
           <w:szCs w:val="32"/>
           <w:cs/>
@@ -2619,7 +2557,7 @@
       </w:r>
       <w:r>
         <w:rPr>
-          <w:rFonts w:ascii="TH SarabunPSK" w:eastAsia="Times New Roman" w:hAnsi="TH SarabunPSK" w:cs="TH SarabunPSK"/>
+          <w:rFonts w:ascii="TH SarabunIT๙" w:eastAsia="Times New Roman" w:hAnsi="TH SarabunIT๙" w:cs="TH SarabunIT๙"/>
           <w:sz w:val="32"/>
           <w:szCs w:val="32"/>
           <w:lang w:val="en-US"/>
@@ -2628,7 +2566,7 @@
       </w:r>
       <w:r>
         <w:rPr>
-          <w:rFonts w:ascii="TH SarabunPSK" w:eastAsia="Times New Roman" w:hAnsi="TH SarabunPSK" w:cs="TH SarabunPSK" w:hint="cs"/>
+          <w:rFonts w:ascii="TH SarabunIT๙" w:eastAsia="Times New Roman" w:hAnsi="TH SarabunIT๙" w:cs="TH SarabunIT๙"/>
           <w:sz w:val="32"/>
           <w:szCs w:val="32"/>
           <w:cs/>
@@ -2638,7 +2576,7 @@
       </w:r>
       <w:r>
         <w:rPr>
-          <w:rFonts w:ascii="TH SarabunPSK" w:eastAsia="Times New Roman" w:hAnsi="TH SarabunPSK" w:cs="TH SarabunPSK"/>
+          <w:rFonts w:ascii="TH SarabunIT๙" w:eastAsia="Times New Roman" w:hAnsi="TH SarabunIT๙" w:cs="TH SarabunIT๙"/>
           <w:sz w:val="32"/>
           <w:szCs w:val="32"/>
           <w:lang w:val="en-US"/>
